--- a/DQN.docx
+++ b/DQN.docx
@@ -36,6 +36,9 @@
     </w:p>
     <w:p>
       <w:r>
+        <w:rPr>
+          <w:noProof/>
+        </w:rPr>
         <w:drawing>
           <wp:inline distT="0" distB="0" distL="0" distR="0" wp14:anchorId="39C4AC7A" wp14:editId="2AD68494">
             <wp:extent cx="5940425" cy="4261485"/>
@@ -75,16 +78,29 @@
     </w:p>
     <w:p/>
     <w:p>
-      <w:pPr>
+      <w:r>
         <w:rPr>
           <w:lang w:val="en-US"/>
         </w:rPr>
-      </w:pPr>
+        <w:t>Prioritizing</w:t>
+      </w:r>
+      <w:r>
+        <w:t xml:space="preserve"> </w:t>
+      </w:r>
       <w:r>
         <w:rPr>
           <w:lang w:val="en-US"/>
         </w:rPr>
-        <w:t>Prioritizing experience replay</w:t>
+        <w:t>experience</w:t>
+      </w:r>
+      <w:r>
+        <w:t xml:space="preserve"> </w:t>
+      </w:r>
+      <w:r>
+        <w:rPr>
+          <w:lang w:val="en-US"/>
+        </w:rPr>
+        <w:t>replay</w:t>
       </w:r>
     </w:p>
     <w:p>
@@ -133,20 +149,11 @@
       </w:r>
       <w:proofErr w:type="gramStart"/>
       <w:r>
-        <w:t xml:space="preserve">до </w:t>
-      </w:r>
-      <w:r>
-        <w:t xml:space="preserve"> </w:t>
-      </w:r>
-      <w:r>
-        <w:t>1</w:t>
+        <w:t>до  1</w:t>
       </w:r>
       <w:proofErr w:type="gramEnd"/>
       <w:r>
-        <w:t xml:space="preserve"> </w:t>
-      </w:r>
-      <w:r>
-        <w:t xml:space="preserve">следит за тем, чтобы эти частые сложные примеры не сломали веса </w:t>
+        <w:t xml:space="preserve"> следит за тем, чтобы эти частые сложные примеры не сломали веса </w:t>
       </w:r>
       <w:proofErr w:type="spellStart"/>
       <w:r>
@@ -160,19 +167,635 @@
     <w:p/>
     <w:p>
       <w:pPr>
-        <w:rPr>
-          <w:lang w:val="en-US"/>
-        </w:rPr>
-      </w:pPr>
-      <w:r>
-        <w:rPr>
-          <w:lang w:val="en-US"/>
-        </w:rPr>
-        <w:t>Dueling DQN</w:t>
+        <w:spacing w:after="100" w:afterAutospacing="1"/>
+        <w:outlineLvl w:val="2"/>
+        <w:rPr>
+          <w:rFonts w:ascii="Arial" w:eastAsia="Times New Roman" w:hAnsi="Arial" w:cs="Arial"/>
+          <w:b/>
+          <w:bCs/>
+          <w:sz w:val="27"/>
+          <w:szCs w:val="27"/>
+          <w:lang w:eastAsia="ru-RU"/>
+        </w:rPr>
+      </w:pPr>
+      <w:r>
+        <w:rPr>
+          <w:rFonts w:ascii="Arial" w:eastAsia="Times New Roman" w:hAnsi="Arial" w:cs="Arial"/>
+          <w:b/>
+          <w:bCs/>
+          <w:sz w:val="27"/>
+          <w:szCs w:val="27"/>
+          <w:lang w:eastAsia="ru-RU"/>
+        </w:rPr>
+        <w:t>Как это выглядит в цикле обучения (</w:t>
+      </w:r>
+      <w:proofErr w:type="spellStart"/>
+      <w:r>
+        <w:rPr>
+          <w:rFonts w:ascii="Arial" w:eastAsia="Times New Roman" w:hAnsi="Arial" w:cs="Arial"/>
+          <w:b/>
+          <w:bCs/>
+          <w:sz w:val="27"/>
+          <w:szCs w:val="27"/>
+          <w:lang w:eastAsia="ru-RU"/>
+        </w:rPr>
+        <w:t>Pipeline</w:t>
+      </w:r>
+      <w:proofErr w:type="spellEnd"/>
+      <w:r>
+        <w:rPr>
+          <w:rFonts w:ascii="Arial" w:eastAsia="Times New Roman" w:hAnsi="Arial" w:cs="Arial"/>
+          <w:b/>
+          <w:bCs/>
+          <w:sz w:val="27"/>
+          <w:szCs w:val="27"/>
+          <w:lang w:eastAsia="ru-RU"/>
+        </w:rPr>
+        <w:t>):</w:t>
       </w:r>
     </w:p>
     <w:p>
-      <w:r>
+      <w:pPr>
+        <w:numPr>
+          <w:ilvl w:val="0"/>
+          <w:numId w:val="2"/>
+        </w:numPr>
+        <w:spacing w:after="100" w:afterAutospacing="1"/>
+        <w:rPr>
+          <w:rFonts w:ascii="Arial" w:eastAsia="Times New Roman" w:hAnsi="Arial" w:cs="Arial"/>
+          <w:lang w:eastAsia="ru-RU"/>
+        </w:rPr>
+      </w:pPr>
+      <w:r>
+        <w:rPr>
+          <w:rFonts w:ascii="Arial" w:eastAsia="Times New Roman" w:hAnsi="Arial" w:cs="Arial"/>
+          <w:b/>
+          <w:bCs/>
+          <w:lang w:eastAsia="ru-RU"/>
+        </w:rPr>
+        <w:t>Сбор данных:</w:t>
+      </w:r>
+      <w:r>
+        <w:rPr>
+          <w:rFonts w:ascii="Arial" w:eastAsia="Times New Roman" w:hAnsi="Arial" w:cs="Arial"/>
+          <w:lang w:eastAsia="ru-RU"/>
+        </w:rPr>
+        <w:t xml:space="preserve"> Агент делает шаг в среде </w:t>
+      </w:r>
+      <w:r>
+        <w:rPr>
+          <w:rFonts w:ascii="Arial" w:eastAsia="Times New Roman" w:hAnsi="Arial" w:cs="Arial"/>
+          <w:lang w:eastAsia="ru-RU"/>
+        </w:rPr>
+        <w:t>-</w:t>
+      </w:r>
+      <w:r>
+        <w:rPr>
+          <w:rFonts w:ascii="Arial" w:eastAsia="Times New Roman" w:hAnsi="Arial" w:cs="Arial"/>
+          <w:lang w:eastAsia="ru-RU"/>
+        </w:rPr>
+        <w:t xml:space="preserve">&gt; </w:t>
+      </w:r>
+      <w:r>
+        <w:rPr>
+          <w:rFonts w:ascii="Arial" w:eastAsia="Times New Roman" w:hAnsi="Arial" w:cs="Arial"/>
+          <w:lang w:eastAsia="ru-RU"/>
+        </w:rPr>
+        <w:t xml:space="preserve">Вызывает </w:t>
+      </w:r>
+      <w:proofErr w:type="spellStart"/>
+      <w:proofErr w:type="gramStart"/>
+      <w:r>
+        <w:rPr>
+          <w:rFonts w:ascii="Arial" w:eastAsia="Times New Roman" w:hAnsi="Arial" w:cs="Arial"/>
+          <w:sz w:val="20"/>
+          <w:szCs w:val="20"/>
+          <w:lang w:eastAsia="ru-RU"/>
+        </w:rPr>
+        <w:t>memory.add</w:t>
+      </w:r>
+      <w:proofErr w:type="spellEnd"/>
+      <w:r>
+        <w:rPr>
+          <w:rFonts w:ascii="Arial" w:eastAsia="Times New Roman" w:hAnsi="Arial" w:cs="Arial"/>
+          <w:sz w:val="20"/>
+          <w:szCs w:val="20"/>
+          <w:lang w:eastAsia="ru-RU"/>
+        </w:rPr>
+        <w:t>(</w:t>
+      </w:r>
+      <w:proofErr w:type="gramEnd"/>
+      <w:r>
+        <w:rPr>
+          <w:rFonts w:ascii="Arial" w:eastAsia="Times New Roman" w:hAnsi="Arial" w:cs="Arial"/>
+          <w:sz w:val="20"/>
+          <w:szCs w:val="20"/>
+          <w:lang w:eastAsia="ru-RU"/>
+        </w:rPr>
+        <w:t xml:space="preserve">..., </w:t>
+      </w:r>
+      <w:proofErr w:type="spellStart"/>
+      <w:r>
+        <w:rPr>
+          <w:rFonts w:ascii="Arial" w:eastAsia="Times New Roman" w:hAnsi="Arial" w:cs="Arial"/>
+          <w:sz w:val="20"/>
+          <w:szCs w:val="20"/>
+          <w:lang w:eastAsia="ru-RU"/>
+        </w:rPr>
+        <w:t>max_priority</w:t>
+      </w:r>
+      <w:proofErr w:type="spellEnd"/>
+      <w:r>
+        <w:rPr>
+          <w:rFonts w:ascii="Arial" w:eastAsia="Times New Roman" w:hAnsi="Arial" w:cs="Arial"/>
+          <w:sz w:val="20"/>
+          <w:szCs w:val="20"/>
+          <w:lang w:eastAsia="ru-RU"/>
+        </w:rPr>
+        <w:t>)</w:t>
+      </w:r>
+      <w:r>
+        <w:rPr>
+          <w:rFonts w:ascii="Arial" w:eastAsia="Times New Roman" w:hAnsi="Arial" w:cs="Arial"/>
+          <w:lang w:eastAsia="ru-RU"/>
+        </w:rPr>
+        <w:t>.</w:t>
+      </w:r>
+    </w:p>
+    <w:p>
+      <w:pPr>
+        <w:numPr>
+          <w:ilvl w:val="0"/>
+          <w:numId w:val="2"/>
+        </w:numPr>
+        <w:spacing w:after="100" w:afterAutospacing="1"/>
+        <w:rPr>
+          <w:rFonts w:ascii="Arial" w:eastAsia="Times New Roman" w:hAnsi="Arial" w:cs="Arial"/>
+          <w:lang w:eastAsia="ru-RU"/>
+        </w:rPr>
+      </w:pPr>
+      <w:r>
+        <w:rPr>
+          <w:rFonts w:ascii="Arial" w:eastAsia="Times New Roman" w:hAnsi="Arial" w:cs="Arial"/>
+          <w:b/>
+          <w:bCs/>
+          <w:lang w:eastAsia="ru-RU"/>
+        </w:rPr>
+        <w:t>Накопление</w:t>
+      </w:r>
+      <w:proofErr w:type="gramStart"/>
+      <w:r>
+        <w:rPr>
+          <w:rFonts w:ascii="Arial" w:eastAsia="Times New Roman" w:hAnsi="Arial" w:cs="Arial"/>
+          <w:b/>
+          <w:bCs/>
+          <w:lang w:eastAsia="ru-RU"/>
+        </w:rPr>
+        <w:t>:</w:t>
+      </w:r>
+      <w:r>
+        <w:rPr>
+          <w:rFonts w:ascii="Arial" w:eastAsia="Times New Roman" w:hAnsi="Arial" w:cs="Arial"/>
+          <w:lang w:eastAsia="ru-RU"/>
+        </w:rPr>
+        <w:t xml:space="preserve"> Повторяем</w:t>
+      </w:r>
+      <w:proofErr w:type="gramEnd"/>
+      <w:r>
+        <w:rPr>
+          <w:rFonts w:ascii="Arial" w:eastAsia="Times New Roman" w:hAnsi="Arial" w:cs="Arial"/>
+          <w:lang w:eastAsia="ru-RU"/>
+        </w:rPr>
+        <w:t xml:space="preserve"> это, пока не накопится хотя бы </w:t>
+      </w:r>
+      <w:r>
+        <w:rPr>
+          <w:rFonts w:ascii="Arial" w:eastAsia="Times New Roman" w:hAnsi="Arial" w:cs="Arial"/>
+          <w:sz w:val="20"/>
+          <w:szCs w:val="20"/>
+          <w:lang w:eastAsia="ru-RU"/>
+        </w:rPr>
+        <w:t>BATCH_SIZE</w:t>
+      </w:r>
+      <w:r>
+        <w:rPr>
+          <w:rFonts w:ascii="Arial" w:eastAsia="Times New Roman" w:hAnsi="Arial" w:cs="Arial"/>
+          <w:lang w:eastAsia="ru-RU"/>
+        </w:rPr>
+        <w:t xml:space="preserve"> элементов.</w:t>
+      </w:r>
+    </w:p>
+    <w:p>
+      <w:pPr>
+        <w:numPr>
+          <w:ilvl w:val="0"/>
+          <w:numId w:val="2"/>
+        </w:numPr>
+        <w:spacing w:after="100" w:afterAutospacing="1"/>
+        <w:rPr>
+          <w:rFonts w:ascii="Arial" w:eastAsia="Times New Roman" w:hAnsi="Arial" w:cs="Arial"/>
+          <w:lang w:eastAsia="ru-RU"/>
+        </w:rPr>
+      </w:pPr>
+      <w:r>
+        <w:rPr>
+          <w:rFonts w:ascii="Arial" w:eastAsia="Times New Roman" w:hAnsi="Arial" w:cs="Arial"/>
+          <w:b/>
+          <w:bCs/>
+          <w:lang w:eastAsia="ru-RU"/>
+        </w:rPr>
+        <w:t>Извлечение:</w:t>
+      </w:r>
+      <w:r>
+        <w:rPr>
+          <w:rFonts w:ascii="Arial" w:eastAsia="Times New Roman" w:hAnsi="Arial" w:cs="Arial"/>
+          <w:lang w:eastAsia="ru-RU"/>
+        </w:rPr>
+        <w:t xml:space="preserve"> Вызываем </w:t>
+      </w:r>
+      <w:proofErr w:type="spellStart"/>
+      <w:r>
+        <w:rPr>
+          <w:rFonts w:ascii="Arial" w:eastAsia="Times New Roman" w:hAnsi="Arial" w:cs="Arial"/>
+          <w:sz w:val="20"/>
+          <w:szCs w:val="20"/>
+          <w:lang w:eastAsia="ru-RU"/>
+        </w:rPr>
+        <w:t>memory.</w:t>
+      </w:r>
+      <w:proofErr w:type="gramStart"/>
+      <w:r>
+        <w:rPr>
+          <w:rFonts w:ascii="Arial" w:eastAsia="Times New Roman" w:hAnsi="Arial" w:cs="Arial"/>
+          <w:sz w:val="20"/>
+          <w:szCs w:val="20"/>
+          <w:lang w:eastAsia="ru-RU"/>
+        </w:rPr>
+        <w:t>sample</w:t>
+      </w:r>
+      <w:proofErr w:type="spellEnd"/>
+      <w:r>
+        <w:rPr>
+          <w:rFonts w:ascii="Arial" w:eastAsia="Times New Roman" w:hAnsi="Arial" w:cs="Arial"/>
+          <w:sz w:val="20"/>
+          <w:szCs w:val="20"/>
+          <w:lang w:eastAsia="ru-RU"/>
+        </w:rPr>
+        <w:t>(</w:t>
+      </w:r>
+      <w:proofErr w:type="gramEnd"/>
+      <w:r>
+        <w:rPr>
+          <w:rFonts w:ascii="Arial" w:eastAsia="Times New Roman" w:hAnsi="Arial" w:cs="Arial"/>
+          <w:sz w:val="20"/>
+          <w:szCs w:val="20"/>
+          <w:lang w:eastAsia="ru-RU"/>
+        </w:rPr>
+        <w:t>)</w:t>
+      </w:r>
+      <w:r>
+        <w:rPr>
+          <w:rFonts w:ascii="Arial" w:eastAsia="Times New Roman" w:hAnsi="Arial" w:cs="Arial"/>
+          <w:lang w:eastAsia="ru-RU"/>
+        </w:rPr>
+        <w:t xml:space="preserve">. Получаем тензоры для сети, веса для </w:t>
+      </w:r>
+      <w:proofErr w:type="spellStart"/>
+      <w:r>
+        <w:rPr>
+          <w:rFonts w:ascii="Arial" w:eastAsia="Times New Roman" w:hAnsi="Arial" w:cs="Arial"/>
+          <w:lang w:eastAsia="ru-RU"/>
+        </w:rPr>
+        <w:t>Loss</w:t>
+      </w:r>
+      <w:proofErr w:type="spellEnd"/>
+      <w:r>
+        <w:rPr>
+          <w:rFonts w:ascii="Arial" w:eastAsia="Times New Roman" w:hAnsi="Arial" w:cs="Arial"/>
+          <w:lang w:eastAsia="ru-RU"/>
+        </w:rPr>
+        <w:t>-функции и индексы (</w:t>
+      </w:r>
+      <w:proofErr w:type="spellStart"/>
+      <w:r>
+        <w:rPr>
+          <w:rFonts w:ascii="Arial" w:eastAsia="Times New Roman" w:hAnsi="Arial" w:cs="Arial"/>
+          <w:sz w:val="20"/>
+          <w:szCs w:val="20"/>
+          <w:lang w:eastAsia="ru-RU"/>
+        </w:rPr>
+        <w:t>tree_idxs</w:t>
+      </w:r>
+      <w:proofErr w:type="spellEnd"/>
+      <w:r>
+        <w:rPr>
+          <w:rFonts w:ascii="Arial" w:eastAsia="Times New Roman" w:hAnsi="Arial" w:cs="Arial"/>
+          <w:lang w:eastAsia="ru-RU"/>
+        </w:rPr>
+        <w:t>), чтобы знать, из каких листьев мы это достали.</w:t>
+      </w:r>
+    </w:p>
+    <w:p>
+      <w:pPr>
+        <w:numPr>
+          <w:ilvl w:val="0"/>
+          <w:numId w:val="2"/>
+        </w:numPr>
+        <w:spacing w:after="100" w:afterAutospacing="1"/>
+        <w:rPr>
+          <w:rFonts w:ascii="Arial" w:eastAsia="Times New Roman" w:hAnsi="Arial" w:cs="Arial"/>
+          <w:lang w:eastAsia="ru-RU"/>
+        </w:rPr>
+      </w:pPr>
+      <w:r>
+        <w:rPr>
+          <w:rFonts w:ascii="Arial" w:eastAsia="Times New Roman" w:hAnsi="Arial" w:cs="Arial"/>
+          <w:b/>
+          <w:bCs/>
+          <w:lang w:eastAsia="ru-RU"/>
+        </w:rPr>
+        <w:t>Обучение:</w:t>
+      </w:r>
+      <w:r>
+        <w:rPr>
+          <w:rFonts w:ascii="Arial" w:eastAsia="Times New Roman" w:hAnsi="Arial" w:cs="Arial"/>
+          <w:lang w:eastAsia="ru-RU"/>
+        </w:rPr>
+        <w:t xml:space="preserve"> В </w:t>
+      </w:r>
+      <w:proofErr w:type="spellStart"/>
+      <w:proofErr w:type="gramStart"/>
+      <w:r>
+        <w:rPr>
+          <w:rFonts w:ascii="Arial" w:eastAsia="Times New Roman" w:hAnsi="Arial" w:cs="Arial"/>
+          <w:sz w:val="20"/>
+          <w:szCs w:val="20"/>
+          <w:lang w:eastAsia="ru-RU"/>
+        </w:rPr>
+        <w:t>learn</w:t>
+      </w:r>
+      <w:proofErr w:type="spellEnd"/>
+      <w:r>
+        <w:rPr>
+          <w:rFonts w:ascii="Arial" w:eastAsia="Times New Roman" w:hAnsi="Arial" w:cs="Arial"/>
+          <w:sz w:val="20"/>
+          <w:szCs w:val="20"/>
+          <w:lang w:eastAsia="ru-RU"/>
+        </w:rPr>
+        <w:t>(</w:t>
+      </w:r>
+      <w:proofErr w:type="gramEnd"/>
+      <w:r>
+        <w:rPr>
+          <w:rFonts w:ascii="Arial" w:eastAsia="Times New Roman" w:hAnsi="Arial" w:cs="Arial"/>
+          <w:sz w:val="20"/>
+          <w:szCs w:val="20"/>
+          <w:lang w:eastAsia="ru-RU"/>
+        </w:rPr>
+        <w:t>)</w:t>
+      </w:r>
+      <w:r>
+        <w:rPr>
+          <w:rFonts w:ascii="Arial" w:eastAsia="Times New Roman" w:hAnsi="Arial" w:cs="Arial"/>
+          <w:lang w:eastAsia="ru-RU"/>
+        </w:rPr>
+        <w:t xml:space="preserve"> считаем </w:t>
+      </w:r>
+      <w:proofErr w:type="spellStart"/>
+      <w:r>
+        <w:rPr>
+          <w:rFonts w:ascii="Arial" w:eastAsia="Times New Roman" w:hAnsi="Arial" w:cs="Arial"/>
+          <w:sz w:val="20"/>
+          <w:szCs w:val="20"/>
+          <w:lang w:eastAsia="ru-RU"/>
+        </w:rPr>
+        <w:t>q_expected</w:t>
+      </w:r>
+      <w:proofErr w:type="spellEnd"/>
+      <w:r>
+        <w:rPr>
+          <w:rFonts w:ascii="Arial" w:eastAsia="Times New Roman" w:hAnsi="Arial" w:cs="Arial"/>
+          <w:lang w:eastAsia="ru-RU"/>
+        </w:rPr>
+        <w:t xml:space="preserve"> и </w:t>
+      </w:r>
+      <w:proofErr w:type="spellStart"/>
+      <w:r>
+        <w:rPr>
+          <w:rFonts w:ascii="Arial" w:eastAsia="Times New Roman" w:hAnsi="Arial" w:cs="Arial"/>
+          <w:sz w:val="20"/>
+          <w:szCs w:val="20"/>
+          <w:lang w:eastAsia="ru-RU"/>
+        </w:rPr>
+        <w:t>q_target</w:t>
+      </w:r>
+      <w:proofErr w:type="spellEnd"/>
+      <w:r>
+        <w:rPr>
+          <w:rFonts w:ascii="Arial" w:eastAsia="Times New Roman" w:hAnsi="Arial" w:cs="Arial"/>
+          <w:lang w:eastAsia="ru-RU"/>
+        </w:rPr>
+        <w:t>, находим их разницу (</w:t>
+      </w:r>
+      <w:proofErr w:type="spellStart"/>
+      <w:r>
+        <w:rPr>
+          <w:rFonts w:ascii="Arial" w:eastAsia="Times New Roman" w:hAnsi="Arial" w:cs="Arial"/>
+          <w:sz w:val="20"/>
+          <w:szCs w:val="20"/>
+          <w:lang w:eastAsia="ru-RU"/>
+        </w:rPr>
+        <w:t>td_error</w:t>
+      </w:r>
+      <w:proofErr w:type="spellEnd"/>
+      <w:r>
+        <w:rPr>
+          <w:rFonts w:ascii="Arial" w:eastAsia="Times New Roman" w:hAnsi="Arial" w:cs="Arial"/>
+          <w:lang w:eastAsia="ru-RU"/>
+        </w:rPr>
+        <w:t xml:space="preserve">), умножаем квадрат этой разницы на </w:t>
+      </w:r>
+      <w:proofErr w:type="spellStart"/>
+      <w:r>
+        <w:rPr>
+          <w:rFonts w:ascii="Arial" w:eastAsia="Times New Roman" w:hAnsi="Arial" w:cs="Arial"/>
+          <w:sz w:val="20"/>
+          <w:szCs w:val="20"/>
+          <w:lang w:eastAsia="ru-RU"/>
+        </w:rPr>
+        <w:t>weights</w:t>
+      </w:r>
+      <w:proofErr w:type="spellEnd"/>
+      <w:r>
+        <w:rPr>
+          <w:rFonts w:ascii="Arial" w:eastAsia="Times New Roman" w:hAnsi="Arial" w:cs="Arial"/>
+          <w:lang w:eastAsia="ru-RU"/>
+        </w:rPr>
+        <w:t xml:space="preserve">, делаем шаг </w:t>
+      </w:r>
+      <w:proofErr w:type="spellStart"/>
+      <w:r>
+        <w:rPr>
+          <w:rFonts w:ascii="Arial" w:eastAsia="Times New Roman" w:hAnsi="Arial" w:cs="Arial"/>
+          <w:sz w:val="20"/>
+          <w:szCs w:val="20"/>
+          <w:lang w:eastAsia="ru-RU"/>
+        </w:rPr>
+        <w:t>Adam</w:t>
+      </w:r>
+      <w:proofErr w:type="spellEnd"/>
+      <w:r>
+        <w:rPr>
+          <w:rFonts w:ascii="Arial" w:eastAsia="Times New Roman" w:hAnsi="Arial" w:cs="Arial"/>
+          <w:lang w:eastAsia="ru-RU"/>
+        </w:rPr>
+        <w:t>.</w:t>
+      </w:r>
+    </w:p>
+    <w:p>
+      <w:pPr>
+        <w:numPr>
+          <w:ilvl w:val="0"/>
+          <w:numId w:val="2"/>
+        </w:numPr>
+        <w:spacing w:after="100" w:afterAutospacing="1"/>
+        <w:rPr>
+          <w:rFonts w:ascii="Arial" w:eastAsia="Times New Roman" w:hAnsi="Arial" w:cs="Arial"/>
+          <w:lang w:eastAsia="ru-RU"/>
+        </w:rPr>
+      </w:pPr>
+      <w:r>
+        <w:rPr>
+          <w:rFonts w:ascii="Arial" w:eastAsia="Times New Roman" w:hAnsi="Arial" w:cs="Arial"/>
+          <w:b/>
+          <w:bCs/>
+          <w:lang w:eastAsia="ru-RU"/>
+        </w:rPr>
+        <w:t>Обратная связь:</w:t>
+      </w:r>
+      <w:r>
+        <w:rPr>
+          <w:rFonts w:ascii="Arial" w:eastAsia="Times New Roman" w:hAnsi="Arial" w:cs="Arial"/>
+          <w:lang w:eastAsia="ru-RU"/>
+        </w:rPr>
+        <w:t xml:space="preserve"> Берем свежую </w:t>
+      </w:r>
+      <w:proofErr w:type="spellStart"/>
+      <w:r>
+        <w:rPr>
+          <w:rFonts w:ascii="Arial" w:eastAsia="Times New Roman" w:hAnsi="Arial" w:cs="Arial"/>
+          <w:sz w:val="20"/>
+          <w:szCs w:val="20"/>
+          <w:lang w:eastAsia="ru-RU"/>
+        </w:rPr>
+        <w:t>td_error</w:t>
+      </w:r>
+      <w:proofErr w:type="spellEnd"/>
+      <w:r>
+        <w:rPr>
+          <w:rFonts w:ascii="Arial" w:eastAsia="Times New Roman" w:hAnsi="Arial" w:cs="Arial"/>
+          <w:lang w:eastAsia="ru-RU"/>
+        </w:rPr>
+        <w:t xml:space="preserve">, вызываем </w:t>
+      </w:r>
+      <w:proofErr w:type="spellStart"/>
+      <w:proofErr w:type="gramStart"/>
+      <w:r>
+        <w:rPr>
+          <w:rFonts w:ascii="Arial" w:eastAsia="Times New Roman" w:hAnsi="Arial" w:cs="Arial"/>
+          <w:sz w:val="20"/>
+          <w:szCs w:val="20"/>
+          <w:lang w:eastAsia="ru-RU"/>
+        </w:rPr>
+        <w:t>memory.update</w:t>
+      </w:r>
+      <w:proofErr w:type="gramEnd"/>
+      <w:r>
+        <w:rPr>
+          <w:rFonts w:ascii="Arial" w:eastAsia="Times New Roman" w:hAnsi="Arial" w:cs="Arial"/>
+          <w:sz w:val="20"/>
+          <w:szCs w:val="20"/>
+          <w:lang w:eastAsia="ru-RU"/>
+        </w:rPr>
+        <w:t>_priorities</w:t>
+      </w:r>
+      <w:proofErr w:type="spellEnd"/>
+      <w:r>
+        <w:rPr>
+          <w:rFonts w:ascii="Arial" w:eastAsia="Times New Roman" w:hAnsi="Arial" w:cs="Arial"/>
+          <w:sz w:val="20"/>
+          <w:szCs w:val="20"/>
+          <w:lang w:eastAsia="ru-RU"/>
+        </w:rPr>
+        <w:t>(</w:t>
+      </w:r>
+      <w:proofErr w:type="spellStart"/>
+      <w:r>
+        <w:rPr>
+          <w:rFonts w:ascii="Arial" w:eastAsia="Times New Roman" w:hAnsi="Arial" w:cs="Arial"/>
+          <w:sz w:val="20"/>
+          <w:szCs w:val="20"/>
+          <w:lang w:eastAsia="ru-RU"/>
+        </w:rPr>
+        <w:t>tree_idxs</w:t>
+      </w:r>
+      <w:proofErr w:type="spellEnd"/>
+      <w:r>
+        <w:rPr>
+          <w:rFonts w:ascii="Arial" w:eastAsia="Times New Roman" w:hAnsi="Arial" w:cs="Arial"/>
+          <w:sz w:val="20"/>
+          <w:szCs w:val="20"/>
+          <w:lang w:eastAsia="ru-RU"/>
+        </w:rPr>
+        <w:t xml:space="preserve">, </w:t>
+      </w:r>
+      <w:proofErr w:type="spellStart"/>
+      <w:r>
+        <w:rPr>
+          <w:rFonts w:ascii="Arial" w:eastAsia="Times New Roman" w:hAnsi="Arial" w:cs="Arial"/>
+          <w:sz w:val="20"/>
+          <w:szCs w:val="20"/>
+          <w:lang w:eastAsia="ru-RU"/>
+        </w:rPr>
+        <w:t>td_error</w:t>
+      </w:r>
+      <w:proofErr w:type="spellEnd"/>
+      <w:r>
+        <w:rPr>
+          <w:rFonts w:ascii="Arial" w:eastAsia="Times New Roman" w:hAnsi="Arial" w:cs="Arial"/>
+          <w:sz w:val="20"/>
+          <w:szCs w:val="20"/>
+          <w:lang w:eastAsia="ru-RU"/>
+        </w:rPr>
+        <w:t>)</w:t>
+      </w:r>
+      <w:r>
+        <w:rPr>
+          <w:rFonts w:ascii="Arial" w:eastAsia="Times New Roman" w:hAnsi="Arial" w:cs="Arial"/>
+          <w:lang w:eastAsia="ru-RU"/>
+        </w:rPr>
+        <w:t>. Дерево перестраивается, цикл замыкается.</w:t>
+      </w:r>
+    </w:p>
+    <w:p/>
+    <w:p/>
+    <w:p/>
+    <w:p>
+      <w:pPr>
+        <w:rPr>
+          <w:lang w:val="en-US"/>
+        </w:rPr>
+      </w:pPr>
+      <w:r>
+        <w:rPr>
+          <w:lang w:val="en-US"/>
+        </w:rPr>
+        <w:t>Dueling DQN</w:t>
+      </w:r>
+    </w:p>
+    <w:p>
+      <w:r>
+        <w:lastRenderedPageBreak/>
         <w:t xml:space="preserve">короче, </w:t>
       </w:r>
       <w:r>
@@ -406,7 +1029,6 @@
         <w:rPr>
           <w:rFonts w:ascii="Arial" w:hAnsi="Arial"/>
         </w:rPr>
-        <w:lastRenderedPageBreak/>
         <w:t xml:space="preserve">В то же время, если ему нужно выделить </w:t>
       </w:r>
       <w:r>
@@ -858,8 +1480,124 @@
       </w:rPr>
     </w:lvl>
   </w:abstractNum>
+  <w:abstractNum w:abstractNumId="1" w15:restartNumberingAfterBreak="0">
+    <w:nsid w:val="46C239E8"/>
+    <w:multiLevelType w:val="multilevel"/>
+    <w:tmpl w:val="5CB0288C"/>
+    <w:lvl w:ilvl="0">
+      <w:start w:val="1"/>
+      <w:numFmt w:val="decimal"/>
+      <w:lvlText w:val="%1."/>
+      <w:lvlJc w:val="left"/>
+      <w:pPr>
+        <w:tabs>
+          <w:tab w:val="num" w:pos="720"/>
+        </w:tabs>
+        <w:ind w:left="720" w:hanging="360"/>
+      </w:pPr>
+    </w:lvl>
+    <w:lvl w:ilvl="1" w:tentative="1">
+      <w:start w:val="1"/>
+      <w:numFmt w:val="decimal"/>
+      <w:lvlText w:val="%2."/>
+      <w:lvlJc w:val="left"/>
+      <w:pPr>
+        <w:tabs>
+          <w:tab w:val="num" w:pos="1440"/>
+        </w:tabs>
+        <w:ind w:left="1440" w:hanging="360"/>
+      </w:pPr>
+    </w:lvl>
+    <w:lvl w:ilvl="2" w:tentative="1">
+      <w:start w:val="1"/>
+      <w:numFmt w:val="decimal"/>
+      <w:lvlText w:val="%3."/>
+      <w:lvlJc w:val="left"/>
+      <w:pPr>
+        <w:tabs>
+          <w:tab w:val="num" w:pos="2160"/>
+        </w:tabs>
+        <w:ind w:left="2160" w:hanging="360"/>
+      </w:pPr>
+    </w:lvl>
+    <w:lvl w:ilvl="3" w:tentative="1">
+      <w:start w:val="1"/>
+      <w:numFmt w:val="decimal"/>
+      <w:lvlText w:val="%4."/>
+      <w:lvlJc w:val="left"/>
+      <w:pPr>
+        <w:tabs>
+          <w:tab w:val="num" w:pos="2880"/>
+        </w:tabs>
+        <w:ind w:left="2880" w:hanging="360"/>
+      </w:pPr>
+    </w:lvl>
+    <w:lvl w:ilvl="4" w:tentative="1">
+      <w:start w:val="1"/>
+      <w:numFmt w:val="decimal"/>
+      <w:lvlText w:val="%5."/>
+      <w:lvlJc w:val="left"/>
+      <w:pPr>
+        <w:tabs>
+          <w:tab w:val="num" w:pos="3600"/>
+        </w:tabs>
+        <w:ind w:left="3600" w:hanging="360"/>
+      </w:pPr>
+    </w:lvl>
+    <w:lvl w:ilvl="5" w:tentative="1">
+      <w:start w:val="1"/>
+      <w:numFmt w:val="decimal"/>
+      <w:lvlText w:val="%6."/>
+      <w:lvlJc w:val="left"/>
+      <w:pPr>
+        <w:tabs>
+          <w:tab w:val="num" w:pos="4320"/>
+        </w:tabs>
+        <w:ind w:left="4320" w:hanging="360"/>
+      </w:pPr>
+    </w:lvl>
+    <w:lvl w:ilvl="6" w:tentative="1">
+      <w:start w:val="1"/>
+      <w:numFmt w:val="decimal"/>
+      <w:lvlText w:val="%7."/>
+      <w:lvlJc w:val="left"/>
+      <w:pPr>
+        <w:tabs>
+          <w:tab w:val="num" w:pos="5040"/>
+        </w:tabs>
+        <w:ind w:left="5040" w:hanging="360"/>
+      </w:pPr>
+    </w:lvl>
+    <w:lvl w:ilvl="7" w:tentative="1">
+      <w:start w:val="1"/>
+      <w:numFmt w:val="decimal"/>
+      <w:lvlText w:val="%8."/>
+      <w:lvlJc w:val="left"/>
+      <w:pPr>
+        <w:tabs>
+          <w:tab w:val="num" w:pos="5760"/>
+        </w:tabs>
+        <w:ind w:left="5760" w:hanging="360"/>
+      </w:pPr>
+    </w:lvl>
+    <w:lvl w:ilvl="8" w:tentative="1">
+      <w:start w:val="1"/>
+      <w:numFmt w:val="decimal"/>
+      <w:lvlText w:val="%9."/>
+      <w:lvlJc w:val="left"/>
+      <w:pPr>
+        <w:tabs>
+          <w:tab w:val="num" w:pos="6480"/>
+        </w:tabs>
+        <w:ind w:left="6480" w:hanging="360"/>
+      </w:pPr>
+    </w:lvl>
+  </w:abstractNum>
   <w:num w:numId="1">
     <w:abstractNumId w:val="0"/>
+  </w:num>
+  <w:num w:numId="2">
+    <w:abstractNumId w:val="1"/>
   </w:num>
 </w:numbering>
 </file>
@@ -1259,6 +1997,26 @@
     <w:name w:val="Normal"/>
     <w:qFormat/>
   </w:style>
+  <w:style w:type="paragraph" w:styleId="3">
+    <w:name w:val="heading 3"/>
+    <w:basedOn w:val="a"/>
+    <w:link w:val="30"/>
+    <w:uiPriority w:val="9"/>
+    <w:qFormat/>
+    <w:rsid w:val="00A31814"/>
+    <w:pPr>
+      <w:spacing w:before="100" w:beforeAutospacing="1" w:after="100" w:afterAutospacing="1"/>
+      <w:outlineLvl w:val="2"/>
+    </w:pPr>
+    <w:rPr>
+      <w:rFonts w:ascii="Times New Roman" w:eastAsia="Times New Roman" w:hAnsi="Times New Roman" w:cs="Times New Roman"/>
+      <w:b/>
+      <w:bCs/>
+      <w:sz w:val="27"/>
+      <w:szCs w:val="27"/>
+      <w:lang w:eastAsia="ru-RU"/>
+    </w:rPr>
+  </w:style>
   <w:style w:type="character" w:default="1" w:styleId="a0">
     <w:name w:val="Default Paragraph Font"/>
     <w:uiPriority w:val="1"/>
@@ -1317,6 +2075,21 @@
       <w:rFonts w:ascii="Courier New" w:eastAsia="Times New Roman" w:hAnsi="Courier New" w:cs="Courier New"/>
       <w:sz w:val="20"/>
       <w:szCs w:val="20"/>
+    </w:rPr>
+  </w:style>
+  <w:style w:type="character" w:customStyle="1" w:styleId="30">
+    <w:name w:val="Заголовок 3 Знак"/>
+    <w:basedOn w:val="a0"/>
+    <w:link w:val="3"/>
+    <w:uiPriority w:val="9"/>
+    <w:rsid w:val="00A31814"/>
+    <w:rPr>
+      <w:rFonts w:ascii="Times New Roman" w:eastAsia="Times New Roman" w:hAnsi="Times New Roman" w:cs="Times New Roman"/>
+      <w:b/>
+      <w:bCs/>
+      <w:sz w:val="27"/>
+      <w:szCs w:val="27"/>
+      <w:lang w:eastAsia="ru-RU"/>
     </w:rPr>
   </w:style>
 </w:styles>
